--- a/docs/descargas/resumen-dos-paginas.docx
+++ b/docs/descargas/resumen-dos-paginas.docx
@@ -1190,7 +1190,7 @@
               <w:spacing w:after="36" w:line="216"/>
               <w:jc w:val="both"/>
             </w:pPr>
-            <w:hyperlink w:history="1" r:id="rIddokpeawmbn5f6hr1fg_x-">
+            <w:hyperlink w:history="1" r:id="rIdg213ly8retebkdq7gpsax">
               <w:r>
                 <w:rPr>
                   <w:rFonts w:ascii="Calibri" w:cs="Calibri" w:eastAsia="Calibri" w:hAnsi="Calibri"/>
@@ -1213,7 +1213,7 @@
               </w:rPr>
               <w:t xml:space="preserve">, profesor e investigador de la Universidad Francisco de Vitoria: la mirada del mercado y la idea que resuelve el problema de fondo. </w:t>
             </w:r>
-            <w:hyperlink w:history="1" r:id="rId_kap8u3a2deifxgl9y7z7">
+            <w:hyperlink w:history="1" r:id="rIdl00qehnd-v6itbvgpd7zf">
               <w:r>
                 <w:rPr>
                   <w:rFonts w:ascii="Calibri" w:cs="Calibri" w:eastAsia="Calibri" w:hAnsi="Calibri"/>
@@ -1236,7 +1236,7 @@
               </w:rPr>
               <w:t xml:space="preserve">, CEO de Add4u y presidente de Alastria y del Clúster de Blockchain de la Comunidad de Madrid: la perspectiva de quien conoce las dos orillas, y la responsabilidad editorial de la publicación. </w:t>
             </w:r>
-            <w:hyperlink w:history="1" r:id="rIdcojqgvkmahngwjo6-2epb">
+            <w:hyperlink w:history="1" r:id="rIdjclgn_hg7y7ndo2ycpkmm">
               <w:r>
                 <w:rPr>
                   <w:rFonts w:ascii="Calibri" w:cs="Calibri" w:eastAsia="Calibri" w:hAnsi="Calibri"/>
@@ -1303,7 +1303,7 @@
                 <w:sz w:val="18"/>
                 <w:szCs w:val="18"/>
               </w:rPr>
-              <w:t xml:space="preserve"> El contraste con la práctica real de la contratación y la lectura crítica de los borradores son suyos, y han cambiado el documento. Se reconoce de forma colectiva y deliberada: se hizo en el ejercicio de sus funciones y en beneficio del interés general.</w:t>
+              <w:t xml:space="preserve"> El contraste con la práctica real de la contratación y la lectura crítica de los borradores son suyos, y han cambiado el documento. Se les reconoce, de forma colectiva, el poner de manifiesto la necesidad de recoger en un pliego la acelerada evolución de las tecnologías de inteligencia artificial; sus aportaciones han sido voluntarias, desinteresadas y orientadas al interés general.</w:t>
             </w:r>
           </w:p>
           <w:p>

--- a/docs/descargas/resumen-dos-paginas.docx
+++ b/docs/descargas/resumen-dos-paginas.docx
@@ -837,7 +837,7 @@
                 <w:sz w:val="18"/>
                 <w:szCs w:val="18"/>
               </w:rPr>
-              <w:t xml:space="preserve"> que quienes lo han trabajado han observado que suceden en la contratación pública, y que el documento nombra sin suavizarlas: que la necesidad todavía no la demanda el gestor, y sin ella la cláusula es artificiosa al contrato; que el seguimiento real de los contratos es escaso y sólo mira el gasto, cuando quien controla necesita el dato al mismo rango que quien gestiona; que el grado de abstracción es demasiado alto mientras no se vea funcionando en una contratación ya prevista y poco compleja; y que hay muchos actores, y no sólo propios, que no han visto antes estas exigencias. </w:t>
+              <w:t xml:space="preserve"> que quienes lo han trabajado han observado que suceden en la contratación pública, y que el documento nombra sin suavizarlas: que la necesidad todavía no la demanda el gestor, y sin ella la cláusula es artificiosa al contrato; que el seguimiento real de los contratos es escaso y sólo mira el gasto, cuando quien controla necesita acceso propio al dato de ejecución, sin depender del proveedor; que el grado de abstracción es demasiado alto mientras no se vea funcionando en una contratación ya prevista y poco compleja; y que hay muchos actores, y no sólo propios, que no han visto antes estas exigencias. </w:t>
             </w:r>
             <w:r>
               <w:rPr>
@@ -857,7 +857,7 @@
                 <w:sz w:val="18"/>
                 <w:szCs w:val="18"/>
               </w:rPr>
-              <w:t xml:space="preserve">, y son la razón de que esta versión tenga doble vía de firma, acuerdo del órgano de gobierno, un subconjunto mínimo de seis cláusulas para empezar y un capítulo sobre la reacción del mercado.</w:t>
+              <w:t xml:space="preserve">, y son la razón de que esta versión tenga doble vía de firma, acuerdo del órgano de gobierno, un subconjunto mínimo de seis cláusulas para empezar, siete si intervienen sistemas de inteligencia artificial, y un capítulo sobre la reacción del mercado.</w:t>
             </w:r>
           </w:p>
           <w:p>
@@ -959,7 +959,7 @@
                 <w:sz w:val="18"/>
                 <w:szCs w:val="18"/>
               </w:rPr>
-              <w:t xml:space="preserve">sin necesidad acreditada</w:t>
+              <w:t xml:space="preserve">sin justificar en ese expediente su necesidad, su proporcionalidad y su vinculación con el objeto del contrato</w:t>
             </w:r>
             <w:r>
               <w:rPr>
@@ -1145,7 +1145,7 @@
                 <w:sz w:val="18"/>
                 <w:szCs w:val="18"/>
               </w:rPr>
-              <w:t xml:space="preserve">: no ha sido aprobado por ningún órgano municipal ni expresa la posición de la Corporación, y ningún órgano de contratación, intervención o asesoría jurídica se ha pronunciado sobre él. El caso trabajado del documento extenso es un </w:t>
+              <w:t xml:space="preserve">: no ha sido aprobado por ningún órgano municipal ni expresa la posición de la Corporación, y ningún órgano de contratación, intervención o asesoría jurídica ha emitido informe sobre él ni lo ha aprobado. El caso trabajado del documento extenso es un </w:t>
             </w:r>
             <w:r>
               <w:rPr>
@@ -1165,7 +1165,7 @@
                 <w:sz w:val="18"/>
                 <w:szCs w:val="18"/>
               </w:rPr>
-              <w:t xml:space="preserve">: no corresponde a ninguna licitación real, en curso ni en preparación. Es un trabajo profesional de las personas que lo firman, a título particular; quienes ejercen un cargo o un puesto público lo hacen aquí a título personal. Y el propio documento enumera las condiciones que aún no se cumplen —entre ellas, que las declaraciones de conflicto de interés no están firmadas—: mientras no se cumplan, es una propuesta técnica publicada para el debate, no un instrumento listo para meter en un expediente.</w:t>
+              <w:t xml:space="preserve">: no corresponde a ninguna licitación real, en curso ni en preparación. Es un trabajo profesional de las personas que lo firman, a título particular; quienes ejercen un cargo o un puesto público lo hacen aquí a título personal. Y el propio documento enumera las condiciones que aún no se cumplen —entre ellas, que las declaraciones de conflicto de interés no están firmadas—: mientras no se cumplan, es una propuesta técnica publicada en abierto, con su texto definitivo, y no un instrumento listo para meter en un expediente.</w:t>
             </w:r>
           </w:p>
           <w:p>
@@ -1190,7 +1190,7 @@
               <w:spacing w:after="36" w:line="216"/>
               <w:jc w:val="both"/>
             </w:pPr>
-            <w:hyperlink w:history="1" r:id="rIdg213ly8retebkdq7gpsax">
+            <w:hyperlink w:history="1" r:id="rIdc61ewutwepworbsnuhc1z">
               <w:r>
                 <w:rPr>
                   <w:rFonts w:ascii="Calibri" w:cs="Calibri" w:eastAsia="Calibri" w:hAnsi="Calibri"/>
@@ -1213,7 +1213,7 @@
               </w:rPr>
               <w:t xml:space="preserve">, profesor e investigador de la Universidad Francisco de Vitoria: la mirada del mercado y la idea que resuelve el problema de fondo. </w:t>
             </w:r>
-            <w:hyperlink w:history="1" r:id="rIdl00qehnd-v6itbvgpd7zf">
+            <w:hyperlink w:history="1" r:id="rIdprmjtxt8ncqajlmssnhto">
               <w:r>
                 <w:rPr>
                   <w:rFonts w:ascii="Calibri" w:cs="Calibri" w:eastAsia="Calibri" w:hAnsi="Calibri"/>
@@ -1236,7 +1236,7 @@
               </w:rPr>
               <w:t xml:space="preserve">, CEO de Add4u y presidente de Alastria y del Clúster de Blockchain de la Comunidad de Madrid: la perspectiva de quien conoce las dos orillas, y la responsabilidad editorial de la publicación. </w:t>
             </w:r>
-            <w:hyperlink w:history="1" r:id="rIdjclgn_hg7y7ndo2ycpkmm">
+            <w:hyperlink w:history="1" r:id="rIdvbzbiwxffsgezaapxalmq">
               <w:r>
                 <w:rPr>
                   <w:rFonts w:ascii="Calibri" w:cs="Calibri" w:eastAsia="Calibri" w:hAnsi="Calibri"/>
@@ -1366,16 +1366,16 @@
                 <w:sz w:val="18"/>
                 <w:szCs w:val="18"/>
               </w:rPr>
-              <w:t xml:space="preserve">Documento completo, presentación y modelos:</w:t>
-            </w:r>
-            <w:r>
-              <w:rPr>
-                <w:rFonts w:ascii="Calibri" w:cs="Calibri" w:eastAsia="Calibri" w:hAnsi="Calibri"/>
-                <w:color w:val="22201D"/>
-                <w:sz w:val="18"/>
-                <w:szCs w:val="18"/>
-              </w:rPr>
-              <w:t xml:space="preserve"> github.com/migueldadd4u/ai-clauses · Licencia Creative Commons Attribution 4.0 · Versión 3.0, septiembre de 2026</w:t>
+              <w:t xml:space="preserve">Documento completo, pliegos de referencia, presentación y modelos:</w:t>
+            </w:r>
+            <w:r>
+              <w:rPr>
+                <w:rFonts w:ascii="Calibri" w:cs="Calibri" w:eastAsia="Calibri" w:hAnsi="Calibri"/>
+                <w:color w:val="22201D"/>
+                <w:sz w:val="18"/>
+                <w:szCs w:val="18"/>
+              </w:rPr>
+              <w:t xml:space="preserve"> migueldadd4u.github.io/ai-clauses · Licencia Creative Commons Attribution 4.0 · Versión 4.0, definitiva, octubre de 2026</w:t>
             </w:r>
           </w:p>
         </w:tc>
